--- a/por/docx/43.content.docx
+++ b/por/docx/43.content.docx
@@ -19,7 +19,7 @@
         <w:rPr>
           <w:lang w:val="pt_PT" w:bidi="pt_PT"/>
         </w:rPr>
-        <w:t>Resource: Notas de Estudo - Introduções aos Livros (Tyndale)</w:t>
+        <w:t>Resource: Tyndale Open Study Notes</w:t>
       </w:r>
       <w:r>
         <w:rPr>
@@ -112,7 +112,7 @@
         <w:rPr>
           <w:lang w:val="pt_PT" w:bidi="pt_PT"/>
         </w:rPr>
-        <w:t>Notas de Estudo - Introduções aos Livros (Tyndale)</w:t>
+        <w:t>Tyndale Open Study Notes</w:t>
       </w:r>
     </w:p>
     <w:p>

--- a/por/docx/43.content.docx
+++ b/por/docx/43.content.docx
@@ -19,7 +19,7 @@
         <w:rPr>
           <w:lang w:val="pt_PT" w:bidi="pt_PT"/>
         </w:rPr>
-        <w:t>Resource: Tyndale Open Study Notes</w:t>
+        <w:t>Resource: Aquifer Open Study Notes (Book Intros)</w:t>
       </w:r>
       <w:r>
         <w:rPr>
@@ -112,7 +112,7 @@
         <w:rPr>
           <w:lang w:val="pt_PT" w:bidi="pt_PT"/>
         </w:rPr>
-        <w:t>Tyndale Open Study Notes</w:t>
+        <w:t>Aquifer Open Study Notes (Book Intros)</w:t>
       </w:r>
     </w:p>
     <w:p>

--- a/por/docx/43.content.docx
+++ b/por/docx/43.content.docx
@@ -272,72 +272,48 @@
         </w:rPr>
         <w:t>O desejo de João, acima de tudo, era que seus seguidores cressem que Jesus Cristo é o Filho de Deus (</w:t>
       </w:r>
-      <w:hyperlink r:id="rId13">
-        <w:r>
-          <w:rPr>
-            <w:lang w:val="pt_PT" w:bidi="pt_PT"/>
-          </w:rPr>
-          <w:rPr>
-            <w:color w:val="0000EE"/>
-            <w:u w:val="single"/>
-          </w:rPr>
-          <w:t>João 20.31</w:t>
-        </w:r>
-      </w:hyperlink>
+      <w:r>
+        <w:rPr>
+          <w:lang w:val="pt_PT" w:bidi="pt_PT"/>
+        </w:rPr>
+        <w:t>João 20.31</w:t>
+      </w:r>
       <w:r>
         <w:rPr>
           <w:lang w:val="pt_PT" w:bidi="pt_PT"/>
         </w:rPr>
         <w:t>). Ele percebeu que eles não haviam tido o privilégio de ver os muitos sinais e milagres de Jesus como ele tinha testemunhado (</w:t>
       </w:r>
-      <w:hyperlink r:id="rId14">
-        <w:r>
-          <w:rPr>
-            <w:lang w:val="pt_PT" w:bidi="pt_PT"/>
-          </w:rPr>
-          <w:rPr>
-            <w:color w:val="0000EE"/>
-            <w:u w:val="single"/>
-          </w:rPr>
-          <w:t>João 20.29</w:t>
-        </w:r>
-      </w:hyperlink>
+      <w:r>
+        <w:rPr>
+          <w:lang w:val="pt_PT" w:bidi="pt_PT"/>
+        </w:rPr>
+        <w:t>João 20.29</w:t>
+      </w:r>
       <w:r>
         <w:rPr>
           <w:lang w:val="pt_PT" w:bidi="pt_PT"/>
         </w:rPr>
         <w:t>). A autoridade de João e a experiência profunda com Jesus ecoam de cada história que ele contou. Como uma testemunha da vida de Jesus (</w:t>
       </w:r>
-      <w:hyperlink r:id="rId15">
-        <w:r>
-          <w:rPr>
-            <w:lang w:val="pt_PT" w:bidi="pt_PT"/>
-          </w:rPr>
-          <w:rPr>
-            <w:color w:val="0000EE"/>
-            <w:u w:val="single"/>
-          </w:rPr>
-          <w:t>João 19.35</w:t>
-        </w:r>
-      </w:hyperlink>
+      <w:r>
+        <w:rPr>
+          <w:lang w:val="pt_PT" w:bidi="pt_PT"/>
+        </w:rPr>
+        <w:t>João 19.35</w:t>
+      </w:r>
       <w:r>
         <w:rPr>
           <w:lang w:val="pt_PT" w:bidi="pt_PT"/>
         </w:rPr>
         <w:t xml:space="preserve">), João havia ouvido, visto e tocado a Palavra da vida (veja </w:t>
       </w:r>
-      <w:hyperlink r:id="rId16">
-        <w:r>
-          <w:rPr>
-            <w:lang w:val="pt_PT" w:bidi="pt_PT"/>
-          </w:rPr>
-          <w:rPr>
-            <w:color w:val="0000EE"/>
-            <w:u w:val="single"/>
-          </w:rPr>
-          <w:t>1Jo 1.1–4</w:t>
-        </w:r>
-      </w:hyperlink>
+      <w:r>
+        <w:rPr>
+          <w:lang w:val="pt_PT" w:bidi="pt_PT"/>
+        </w:rPr>
+        <w:t>1Jo 1.1–4</w:t>
+      </w:r>
       <w:r>
         <w:rPr>
           <w:lang w:val="pt_PT" w:bidi="pt_PT"/>
@@ -372,54 +348,36 @@
         </w:rPr>
         <w:t xml:space="preserve">As tensões cresceram. À medida que pequenas igrejas cresciam de forma paralela com as sinagogas, mais judeus eram convertidos. A oposição aos crentes cristãos era inevitável. Mas João ficou ao lado da igreja durante a terrível perseguição e conflito. Quando parecia que a luta da igreja emergente com a prestigiada comunidade da sinagoga os sobrecarregaria, João corajosamente deu testemunho do ministério de Jesus Cristo. Mais tarde, quando os falsos mestres carregaram consigo a controvérsia interna e conflito para a igreja, João novamente deu força à comunidade. Escrevendo cartas para encorajar e exortar (veja </w:t>
       </w:r>
-      <w:hyperlink r:id="rId17">
-        <w:r>
-          <w:rPr>
-            <w:lang w:val="pt_PT" w:bidi="pt_PT"/>
-          </w:rPr>
-          <w:rPr>
-            <w:color w:val="0000EE"/>
-            <w:u w:val="single"/>
-          </w:rPr>
-          <w:t>1</w:t>
-        </w:r>
-      </w:hyperlink>
+      <w:r>
+        <w:rPr>
+          <w:lang w:val="pt_PT" w:bidi="pt_PT"/>
+        </w:rPr>
+        <w:t>1</w:t>
+      </w:r>
       <w:r>
         <w:rPr>
           <w:lang w:val="pt_PT" w:bidi="pt_PT"/>
         </w:rPr>
         <w:t xml:space="preserve">, </w:t>
       </w:r>
-      <w:hyperlink r:id="rId18">
-        <w:r>
-          <w:rPr>
-            <w:lang w:val="pt_PT" w:bidi="pt_PT"/>
-          </w:rPr>
-          <w:rPr>
-            <w:color w:val="0000EE"/>
-            <w:u w:val="single"/>
-          </w:rPr>
-          <w:t>2</w:t>
-        </w:r>
-      </w:hyperlink>
+      <w:r>
+        <w:rPr>
+          <w:lang w:val="pt_PT" w:bidi="pt_PT"/>
+        </w:rPr>
+        <w:t>2</w:t>
+      </w:r>
       <w:r>
         <w:rPr>
           <w:lang w:val="pt_PT" w:bidi="pt_PT"/>
         </w:rPr>
         <w:t xml:space="preserve">, e </w:t>
       </w:r>
-      <w:hyperlink r:id="rId19">
-        <w:r>
-          <w:rPr>
-            <w:lang w:val="pt_PT" w:bidi="pt_PT"/>
-          </w:rPr>
-          <w:rPr>
-            <w:color w:val="0000EE"/>
-            <w:u w:val="single"/>
-          </w:rPr>
-          <w:t>3 João</w:t>
-        </w:r>
-      </w:hyperlink>
+      <w:r>
+        <w:rPr>
+          <w:lang w:val="pt_PT" w:bidi="pt_PT"/>
+        </w:rPr>
+        <w:t>3 João</w:t>
+      </w:r>
       <w:r>
         <w:rPr>
           <w:lang w:val="pt_PT" w:bidi="pt_PT"/>
@@ -465,36 +423,24 @@
         </w:rPr>
         <w:t xml:space="preserve">João dividiu seu Evangelho em duas seções principais, que compreendem os </w:t>
       </w:r>
-      <w:hyperlink r:id="rId20">
-        <w:r>
-          <w:rPr>
-            <w:lang w:val="pt_PT" w:bidi="pt_PT"/>
-          </w:rPr>
-          <w:rPr>
-            <w:color w:val="0000EE"/>
-            <w:u w:val="single"/>
-          </w:rPr>
-          <w:t>capítulos 1–12</w:t>
-        </w:r>
-      </w:hyperlink>
+      <w:r>
+        <w:rPr>
+          <w:lang w:val="pt_PT" w:bidi="pt_PT"/>
+        </w:rPr>
+        <w:t>capítulos 1–12</w:t>
+      </w:r>
       <w:r>
         <w:rPr>
           <w:lang w:val="pt_PT" w:bidi="pt_PT"/>
         </w:rPr>
         <w:t xml:space="preserve"> e os </w:t>
       </w:r>
-      <w:hyperlink r:id="rId21">
-        <w:r>
-          <w:rPr>
-            <w:lang w:val="pt_PT" w:bidi="pt_PT"/>
-          </w:rPr>
-          <w:rPr>
-            <w:color w:val="0000EE"/>
-            <w:u w:val="single"/>
-          </w:rPr>
-          <w:t>capítulos 13–21</w:t>
-        </w:r>
-      </w:hyperlink>
+      <w:r>
+        <w:rPr>
+          <w:lang w:val="pt_PT" w:bidi="pt_PT"/>
+        </w:rPr>
+        <w:t>capítulos 13–21</w:t>
+      </w:r>
       <w:r>
         <w:rPr>
           <w:lang w:val="pt_PT" w:bidi="pt_PT"/>
@@ -515,54 +461,36 @@
         </w:rPr>
         <w:t>Capítulos 1–12. O prólogo do Evangelho (</w:t>
       </w:r>
-      <w:hyperlink r:id="rId22">
-        <w:r>
-          <w:rPr>
-            <w:lang w:val="pt_PT" w:bidi="pt_PT"/>
-          </w:rPr>
-          <w:rPr>
-            <w:color w:val="0000EE"/>
-            <w:u w:val="single"/>
-          </w:rPr>
-          <w:t>1.1–18</w:t>
-        </w:r>
-      </w:hyperlink>
+      <w:r>
+        <w:rPr>
+          <w:lang w:val="pt_PT" w:bidi="pt_PT"/>
+        </w:rPr>
+        <w:t>1.1–18</w:t>
+      </w:r>
       <w:r>
         <w:rPr>
           <w:lang w:val="pt_PT" w:bidi="pt_PT"/>
         </w:rPr>
         <w:t>) resume artisticamente a entrada da Palavra de Deus no mundo. Jesus foi batizado e chamou seus primeiros seguidores (</w:t>
       </w:r>
-      <w:hyperlink r:id="rId23">
-        <w:r>
-          <w:rPr>
-            <w:lang w:val="pt_PT" w:bidi="pt_PT"/>
-          </w:rPr>
-          <w:rPr>
-            <w:color w:val="0000EE"/>
-            <w:u w:val="single"/>
-          </w:rPr>
-          <w:t>1.19–51</w:t>
-        </w:r>
-      </w:hyperlink>
+      <w:r>
+        <w:rPr>
+          <w:lang w:val="pt_PT" w:bidi="pt_PT"/>
+        </w:rPr>
+        <w:t>1.19–51</w:t>
+      </w:r>
       <w:r>
         <w:rPr>
           <w:lang w:val="pt_PT" w:bidi="pt_PT"/>
         </w:rPr>
         <w:t>). Então uma série de eventos notáveis (</w:t>
       </w:r>
-      <w:hyperlink r:id="rId24">
-        <w:r>
-          <w:rPr>
-            <w:lang w:val="pt_PT" w:bidi="pt_PT"/>
-          </w:rPr>
-          <w:rPr>
-            <w:color w:val="0000EE"/>
-            <w:u w:val="single"/>
-          </w:rPr>
-          <w:t>cap. 2–4</w:t>
-        </w:r>
-      </w:hyperlink>
+      <w:r>
+        <w:rPr>
+          <w:lang w:val="pt_PT" w:bidi="pt_PT"/>
+        </w:rPr>
+        <w:t>cap. 2–4</w:t>
+      </w:r>
       <w:r>
         <w:rPr>
           <w:lang w:val="pt_PT" w:bidi="pt_PT"/>
@@ -583,18 +511,12 @@
         </w:rPr>
         <w:t>Na seção seguinte (</w:t>
       </w:r>
-      <w:hyperlink r:id="rId25">
-        <w:r>
-          <w:rPr>
-            <w:lang w:val="pt_PT" w:bidi="pt_PT"/>
-          </w:rPr>
-          <w:rPr>
-            <w:color w:val="0000EE"/>
-            <w:u w:val="single"/>
-          </w:rPr>
-          <w:t>caps. 5–10</w:t>
-        </w:r>
-      </w:hyperlink>
+      <w:r>
+        <w:rPr>
+          <w:lang w:val="pt_PT" w:bidi="pt_PT"/>
+        </w:rPr>
+        <w:t>caps. 5–10</w:t>
+      </w:r>
       <w:r>
         <w:rPr>
           <w:lang w:val="pt_PT" w:bidi="pt_PT"/>
@@ -615,36 +537,24 @@
         </w:rPr>
         <w:t>Então, Jesus começou a se preparar para sua morte e ressurreição. João descreve a chegada de Jesus a Betânia, uma cidade a leste de Jerusalém (</w:t>
       </w:r>
-      <w:hyperlink r:id="rId26">
-        <w:r>
-          <w:rPr>
-            <w:lang w:val="pt_PT" w:bidi="pt_PT"/>
-          </w:rPr>
-          <w:rPr>
-            <w:color w:val="0000EE"/>
-            <w:u w:val="single"/>
-          </w:rPr>
-          <w:t>cap. 11</w:t>
-        </w:r>
-      </w:hyperlink>
+      <w:r>
+        <w:rPr>
+          <w:lang w:val="pt_PT" w:bidi="pt_PT"/>
+        </w:rPr>
+        <w:t>cap. 11</w:t>
+      </w:r>
       <w:r>
         <w:rPr>
           <w:lang w:val="pt_PT" w:bidi="pt_PT"/>
         </w:rPr>
         <w:t>). Seu amigo Lázaro havia morrido, e Jesus o trouxe de volta à vida. Após este evento extraordinário, Jesus fez seu último apelo público ao mundo para crer nele e em sua missão (</w:t>
       </w:r>
-      <w:hyperlink r:id="rId27">
-        <w:r>
-          <w:rPr>
-            <w:lang w:val="pt_PT" w:bidi="pt_PT"/>
-          </w:rPr>
-          <w:rPr>
-            <w:color w:val="0000EE"/>
-            <w:u w:val="single"/>
-          </w:rPr>
-          <w:t>cap. 12</w:t>
-        </w:r>
-      </w:hyperlink>
+      <w:r>
+        <w:rPr>
+          <w:lang w:val="pt_PT" w:bidi="pt_PT"/>
+        </w:rPr>
+        <w:t>cap. 12</w:t>
+      </w:r>
       <w:r>
         <w:rPr>
           <w:lang w:val="pt_PT" w:bidi="pt_PT"/>
@@ -665,18 +575,12 @@
         </w:rPr>
         <w:t>Capítulos 13–21. João focaliza em direção da morte e ressurreição de Jesus, lembrando aos leitores que a cruz não é um sinal de desespero, mas um retrato de glória. Jesus estava voltando para o Pai e precisava preparar seus discípulos para sua partida. Em sua ceia final de Páscoa, Jesus revelou aos seus discípulos as coisas mais próximas de seu coração (</w:t>
       </w:r>
-      <w:hyperlink r:id="rId28">
-        <w:r>
-          <w:rPr>
-            <w:lang w:val="pt_PT" w:bidi="pt_PT"/>
-          </w:rPr>
-          <w:rPr>
-            <w:color w:val="0000EE"/>
-            <w:u w:val="single"/>
-          </w:rPr>
-          <w:t>caps. 13–17</w:t>
-        </w:r>
-      </w:hyperlink>
+      <w:r>
+        <w:rPr>
+          <w:lang w:val="pt_PT" w:bidi="pt_PT"/>
+        </w:rPr>
+        <w:t>caps. 13–17</w:t>
+      </w:r>
       <w:r>
         <w:rPr>
           <w:lang w:val="pt_PT" w:bidi="pt_PT"/>
@@ -697,36 +601,24 @@
         </w:rPr>
         <w:t>Após esta ceia da Páscoa, Jesus conduziu seus discípulos a leste da cidade e através de um vale até um campo de oliveiras chamado Getsêmani (</w:t>
       </w:r>
-      <w:hyperlink r:id="rId29">
-        <w:r>
-          <w:rPr>
-            <w:lang w:val="pt_PT" w:bidi="pt_PT"/>
-          </w:rPr>
-          <w:rPr>
-            <w:color w:val="0000EE"/>
-            <w:u w:val="single"/>
-          </w:rPr>
-          <w:t>capítulo 18</w:t>
-        </w:r>
-      </w:hyperlink>
+      <w:r>
+        <w:rPr>
+          <w:lang w:val="pt_PT" w:bidi="pt_PT"/>
+        </w:rPr>
+        <w:t>capítulo 18</w:t>
+      </w:r>
       <w:r>
         <w:rPr>
           <w:lang w:val="pt_PT" w:bidi="pt_PT"/>
         </w:rPr>
         <w:t>). Judas, que havia concordado em trair Jesus, logo apareceu com um grande contingente de soldados romanos e guardas do Templo. Após sua prisão, Jesus ficou diante do alto conselho judaico para ser interrogado, primeiro por Anás e, depois, por Caifás, o sumo sacerdote em exercício. Pela manhã, os líderes judeus levaram Jesus ao governador romano, Pôncio Pilatos, que fez questionamentos para sondar a identidade de Jesus. Pilatos, persuadido pelos líderes judeus, decidiu ter Jesus crucificado (</w:t>
       </w:r>
-      <w:hyperlink r:id="rId30">
-        <w:r>
-          <w:rPr>
-            <w:lang w:val="pt_PT" w:bidi="pt_PT"/>
-          </w:rPr>
-          <w:rPr>
-            <w:color w:val="0000EE"/>
-            <w:u w:val="single"/>
-          </w:rPr>
-          <w:t>capítulo 19</w:t>
-        </w:r>
-      </w:hyperlink>
+      <w:r>
+        <w:rPr>
+          <w:lang w:val="pt_PT" w:bidi="pt_PT"/>
+        </w:rPr>
+        <w:t>capítulo 19</w:t>
+      </w:r>
       <w:r>
         <w:rPr>
           <w:lang w:val="pt_PT" w:bidi="pt_PT"/>
@@ -747,90 +639,60 @@
         </w:rPr>
         <w:t>O clímax do Evangelho de João é a ressurreição de Jesus dentre os mortos (</w:t>
       </w:r>
-      <w:hyperlink r:id="rId31">
-        <w:r>
-          <w:rPr>
-            <w:lang w:val="pt_PT" w:bidi="pt_PT"/>
-          </w:rPr>
-          <w:rPr>
-            <w:color w:val="0000EE"/>
-            <w:u w:val="single"/>
-          </w:rPr>
-          <w:t>cap. 20</w:t>
-        </w:r>
-      </w:hyperlink>
+      <w:r>
+        <w:rPr>
+          <w:lang w:val="pt_PT" w:bidi="pt_PT"/>
+        </w:rPr>
+        <w:t>cap. 20</w:t>
+      </w:r>
       <w:r>
         <w:rPr>
           <w:lang w:val="pt_PT" w:bidi="pt_PT"/>
         </w:rPr>
         <w:t>). Este evento começa uma série de relatos dramáticos em que Jesus apareceu aos seus discípulos e os encorajou. Ele lhes deu o Espírito Santo e os comissionou para representá-lo perante o mundo. Jesus deu aos seus discípulos suas claras instruções, por fim (</w:t>
       </w:r>
-      <w:hyperlink r:id="rId32">
-        <w:r>
-          <w:rPr>
-            <w:lang w:val="pt_PT" w:bidi="pt_PT"/>
-          </w:rPr>
-          <w:rPr>
-            <w:color w:val="0000EE"/>
-            <w:u w:val="single"/>
-          </w:rPr>
-          <w:t>cap. 21</w:t>
-        </w:r>
-      </w:hyperlink>
+      <w:r>
+        <w:rPr>
+          <w:lang w:val="pt_PT" w:bidi="pt_PT"/>
+        </w:rPr>
+        <w:t>cap. 21</w:t>
+      </w:r>
       <w:r>
         <w:rPr>
           <w:lang w:val="pt_PT" w:bidi="pt_PT"/>
         </w:rPr>
         <w:t>). Ele os lembrou de seu poder (</w:t>
       </w:r>
-      <w:hyperlink r:id="rId33">
-        <w:r>
-          <w:rPr>
-            <w:lang w:val="pt_PT" w:bidi="pt_PT"/>
-          </w:rPr>
-          <w:rPr>
-            <w:color w:val="0000EE"/>
-            <w:u w:val="single"/>
-          </w:rPr>
-          <w:t>21.1–14</w:t>
-        </w:r>
-      </w:hyperlink>
+      <w:r>
+        <w:rPr>
+          <w:lang w:val="pt_PT" w:bidi="pt_PT"/>
+        </w:rPr>
+        <w:t>21.1–14</w:t>
+      </w:r>
       <w:r>
         <w:rPr>
           <w:lang w:val="pt_PT" w:bidi="pt_PT"/>
         </w:rPr>
         <w:t>); restabeleceu Pedro, que o havia negado (</w:t>
       </w:r>
-      <w:hyperlink r:id="rId34">
-        <w:r>
-          <w:rPr>
-            <w:lang w:val="pt_PT" w:bidi="pt_PT"/>
-          </w:rPr>
-          <w:rPr>
-            <w:color w:val="0000EE"/>
-            <w:u w:val="single"/>
-          </w:rPr>
-          <w:t>21.15–17</w:t>
-        </w:r>
-      </w:hyperlink>
+      <w:r>
+        <w:rPr>
+          <w:lang w:val="pt_PT" w:bidi="pt_PT"/>
+        </w:rPr>
+        <w:t>21.15–17</w:t>
+      </w:r>
       <w:r>
         <w:rPr>
           <w:lang w:val="pt_PT" w:bidi="pt_PT"/>
         </w:rPr>
         <w:t>); e instruiu-o a segui-lo em sua missão (</w:t>
       </w:r>
-      <w:hyperlink r:id="rId35">
-        <w:r>
-          <w:rPr>
-            <w:lang w:val="pt_PT" w:bidi="pt_PT"/>
-          </w:rPr>
-          <w:rPr>
-            <w:color w:val="0000EE"/>
-            <w:u w:val="single"/>
-          </w:rPr>
-          <w:t>21.18–19</w:t>
-        </w:r>
-      </w:hyperlink>
+      <w:r>
+        <w:rPr>
+          <w:lang w:val="pt_PT" w:bidi="pt_PT"/>
+        </w:rPr>
+        <w:t>21.18–19</w:t>
+      </w:r>
       <w:r>
         <w:rPr>
           <w:lang w:val="pt_PT" w:bidi="pt_PT"/>
@@ -862,126 +724,84 @@
         </w:rPr>
         <w:t xml:space="preserve">Tal como acontece com os outros Evangelhos, João não fornece evidências explícitas sobre seu autor, embora a figura enigmática do “discípulo amado” forneça pistas evidentes (veja </w:t>
       </w:r>
-      <w:hyperlink r:id="rId36">
-        <w:r>
-          <w:rPr>
-            <w:lang w:val="pt_PT" w:bidi="pt_PT"/>
-          </w:rPr>
-          <w:rPr>
-            <w:color w:val="0000EE"/>
-            <w:u w:val="single"/>
-          </w:rPr>
-          <w:t>13.23</w:t>
-        </w:r>
-      </w:hyperlink>
+      <w:r>
+        <w:rPr>
+          <w:lang w:val="pt_PT" w:bidi="pt_PT"/>
+        </w:rPr>
+        <w:t>13.23</w:t>
+      </w:r>
       <w:r>
         <w:rPr>
           <w:lang w:val="pt_PT" w:bidi="pt_PT"/>
         </w:rPr>
         <w:t xml:space="preserve">; </w:t>
       </w:r>
-      <w:hyperlink r:id="rId37">
-        <w:r>
-          <w:rPr>
-            <w:lang w:val="pt_PT" w:bidi="pt_PT"/>
-          </w:rPr>
-          <w:rPr>
-            <w:color w:val="0000EE"/>
-            <w:u w:val="single"/>
-          </w:rPr>
-          <w:t>19.26–27</w:t>
-        </w:r>
-      </w:hyperlink>
+      <w:r>
+        <w:rPr>
+          <w:lang w:val="pt_PT" w:bidi="pt_PT"/>
+        </w:rPr>
+        <w:t>19.26–27</w:t>
+      </w:r>
       <w:r>
         <w:rPr>
           <w:lang w:val="pt_PT" w:bidi="pt_PT"/>
         </w:rPr>
         <w:t xml:space="preserve">; </w:t>
       </w:r>
-      <w:hyperlink r:id="rId38">
-        <w:r>
-          <w:rPr>
-            <w:lang w:val="pt_PT" w:bidi="pt_PT"/>
-          </w:rPr>
-          <w:rPr>
-            <w:color w:val="0000EE"/>
-            <w:u w:val="single"/>
-          </w:rPr>
-          <w:t>20.2–10</w:t>
-        </w:r>
-      </w:hyperlink>
+      <w:r>
+        <w:rPr>
+          <w:lang w:val="pt_PT" w:bidi="pt_PT"/>
+        </w:rPr>
+        <w:t>20.2–10</w:t>
+      </w:r>
       <w:r>
         <w:rPr>
           <w:lang w:val="pt_PT" w:bidi="pt_PT"/>
         </w:rPr>
         <w:t xml:space="preserve">; </w:t>
       </w:r>
-      <w:hyperlink r:id="rId39">
-        <w:r>
-          <w:rPr>
-            <w:lang w:val="pt_PT" w:bidi="pt_PT"/>
-          </w:rPr>
-          <w:rPr>
-            <w:color w:val="0000EE"/>
-            <w:u w:val="single"/>
-          </w:rPr>
-          <w:t>21.7</w:t>
-        </w:r>
-      </w:hyperlink>
+      <w:r>
+        <w:rPr>
+          <w:lang w:val="pt_PT" w:bidi="pt_PT"/>
+        </w:rPr>
+        <w:t>21.7</w:t>
+      </w:r>
       <w:r>
         <w:rPr>
           <w:lang w:val="pt_PT" w:bidi="pt_PT"/>
         </w:rPr>
         <w:t xml:space="preserve">, </w:t>
       </w:r>
-      <w:hyperlink r:id="rId40">
-        <w:r>
-          <w:rPr>
-            <w:lang w:val="pt_PT" w:bidi="pt_PT"/>
-          </w:rPr>
-          <w:rPr>
-            <w:color w:val="0000EE"/>
-            <w:u w:val="single"/>
-          </w:rPr>
-          <w:t>20–24</w:t>
-        </w:r>
-      </w:hyperlink>
+      <w:r>
+        <w:rPr>
+          <w:lang w:val="pt_PT" w:bidi="pt_PT"/>
+        </w:rPr>
+        <w:t>20–24</w:t>
+      </w:r>
       <w:r>
         <w:rPr>
           <w:lang w:val="pt_PT" w:bidi="pt_PT"/>
         </w:rPr>
         <w:t>). O Evangelho de João deve estar conectado com esta pessoa, pois ela é identificada como a testemunha ocular, a fonte deste registro da vida de Jesus (</w:t>
       </w:r>
-      <w:hyperlink r:id="rId15">
-        <w:r>
-          <w:rPr>
-            <w:lang w:val="pt_PT" w:bidi="pt_PT"/>
-          </w:rPr>
-          <w:rPr>
-            <w:color w:val="0000EE"/>
-            <w:u w:val="single"/>
-          </w:rPr>
-          <w:t>19.35</w:t>
-        </w:r>
-      </w:hyperlink>
+      <w:r>
+        <w:rPr>
+          <w:lang w:val="pt_PT" w:bidi="pt_PT"/>
+        </w:rPr>
+        <w:t>19.35</w:t>
+      </w:r>
       <w:r>
         <w:rPr>
           <w:lang w:val="pt_PT" w:bidi="pt_PT"/>
         </w:rPr>
         <w:t xml:space="preserve">; </w:t>
       </w:r>
-      <w:hyperlink r:id="rId40">
-        <w:r>
-          <w:rPr>
-            <w:lang w:val="pt_PT" w:bidi="pt_PT"/>
-          </w:rPr>
-          <w:rPr>
-            <w:color w:val="0000EE"/>
-            <w:u w:val="single"/>
-          </w:rPr>
-          <w:t>21.20–24</w:t>
-        </w:r>
-      </w:hyperlink>
+      <w:r>
+        <w:rPr>
+          <w:lang w:val="pt_PT" w:bidi="pt_PT"/>
+        </w:rPr>
+        <w:t>21.20–24</w:t>
+      </w:r>
       <w:r>
         <w:rPr>
           <w:lang w:val="pt_PT" w:bidi="pt_PT"/>
@@ -1015,54 +835,36 @@
         </w:rPr>
         <w:t xml:space="preserve">3.23). João era um dos Doze e, junto com Tiago (seu irmão) e Pedro, fazia parte de um círculo fechado em torno de Jesus (veja, p. ex., </w:t>
       </w:r>
-      <w:hyperlink r:id="rId41">
-        <w:r>
-          <w:rPr>
-            <w:lang w:val="pt_PT" w:bidi="pt_PT"/>
-          </w:rPr>
-          <w:rPr>
-            <w:color w:val="0000EE"/>
-            <w:u w:val="single"/>
-          </w:rPr>
-          <w:t>Mt 26.36–37</w:t>
-        </w:r>
-      </w:hyperlink>
+      <w:r>
+        <w:rPr>
+          <w:lang w:val="pt_PT" w:bidi="pt_PT"/>
+        </w:rPr>
+        <w:t>Mt 26.36–37</w:t>
+      </w:r>
       <w:r>
         <w:rPr>
           <w:lang w:val="pt_PT" w:bidi="pt_PT"/>
         </w:rPr>
         <w:t xml:space="preserve">; </w:t>
       </w:r>
-      <w:hyperlink r:id="rId42">
-        <w:r>
-          <w:rPr>
-            <w:lang w:val="pt_PT" w:bidi="pt_PT"/>
-          </w:rPr>
-          <w:rPr>
-            <w:color w:val="0000EE"/>
-            <w:u w:val="single"/>
-          </w:rPr>
-          <w:t>Mc 5.37</w:t>
-        </w:r>
-      </w:hyperlink>
+      <w:r>
+        <w:rPr>
+          <w:lang w:val="pt_PT" w:bidi="pt_PT"/>
+        </w:rPr>
+        <w:t>Mc 5.37</w:t>
+      </w:r>
       <w:r>
         <w:rPr>
           <w:lang w:val="pt_PT" w:bidi="pt_PT"/>
         </w:rPr>
         <w:t xml:space="preserve">; </w:t>
       </w:r>
-      <w:hyperlink r:id="rId43">
-        <w:r>
-          <w:rPr>
-            <w:lang w:val="pt_PT" w:bidi="pt_PT"/>
-          </w:rPr>
-          <w:rPr>
-            <w:color w:val="0000EE"/>
-            <w:u w:val="single"/>
-          </w:rPr>
-          <w:t>9.2</w:t>
-        </w:r>
-      </w:hyperlink>
+      <w:r>
+        <w:rPr>
+          <w:lang w:val="pt_PT" w:bidi="pt_PT"/>
+        </w:rPr>
+        <w:t>9.2</w:t>
+      </w:r>
       <w:r>
         <w:rPr>
           <w:lang w:val="pt_PT" w:bidi="pt_PT"/>
@@ -1121,54 +923,36 @@
         </w:rPr>
         <w:t xml:space="preserve"> é uma palavra hebraica que significa “mestre” (</w:t>
       </w:r>
-      <w:hyperlink r:id="rId44">
-        <w:r>
-          <w:rPr>
-            <w:lang w:val="pt_PT" w:bidi="pt_PT"/>
-          </w:rPr>
-          <w:rPr>
-            <w:color w:val="0000EE"/>
-            <w:u w:val="single"/>
-          </w:rPr>
-          <w:t>1.38</w:t>
-        </w:r>
-      </w:hyperlink>
+      <w:r>
+        <w:rPr>
+          <w:lang w:val="pt_PT" w:bidi="pt_PT"/>
+        </w:rPr>
+        <w:t>1.38</w:t>
+      </w:r>
       <w:r>
         <w:rPr>
           <w:lang w:val="pt_PT" w:bidi="pt_PT"/>
         </w:rPr>
         <w:t>), e ele deu um nome alternativo para o Mar da Galileia (</w:t>
       </w:r>
-      <w:hyperlink r:id="rId45">
-        <w:r>
-          <w:rPr>
-            <w:lang w:val="pt_PT" w:bidi="pt_PT"/>
-          </w:rPr>
-          <w:rPr>
-            <w:color w:val="0000EE"/>
-            <w:u w:val="single"/>
-          </w:rPr>
-          <w:t>6.1</w:t>
-        </w:r>
-      </w:hyperlink>
+      <w:r>
+        <w:rPr>
+          <w:lang w:val="pt_PT" w:bidi="pt_PT"/>
+        </w:rPr>
+        <w:t>6.1</w:t>
+      </w:r>
       <w:r>
         <w:rPr>
           <w:lang w:val="pt_PT" w:bidi="pt_PT"/>
         </w:rPr>
         <w:t>). Ao mesmo tempo, João assumia que seus leitores estavam familiarizados com tradições, conceitos e festivais judaicos. Eles provavelmente também estavam familiarizados com a história básica apresentada no Evangelho de Marcos. Por exemplo, João se refere à prisão de João Batista (</w:t>
       </w:r>
-      <w:hyperlink r:id="rId46">
-        <w:r>
-          <w:rPr>
-            <w:lang w:val="pt_PT" w:bidi="pt_PT"/>
-          </w:rPr>
-          <w:rPr>
-            <w:color w:val="0000EE"/>
-            <w:u w:val="single"/>
-          </w:rPr>
-          <w:t>3:24</w:t>
-        </w:r>
-      </w:hyperlink>
+      <w:r>
+        <w:rPr>
+          <w:lang w:val="pt_PT" w:bidi="pt_PT"/>
+        </w:rPr>
+        <w:t>3:24</w:t>
+      </w:r>
       <w:r>
         <w:rPr>
           <w:lang w:val="pt_PT" w:bidi="pt_PT"/>
@@ -1200,54 +984,36 @@
         </w:rPr>
         <w:t>Revelação e Redenção. “A luz resplandece nas trevas, e as trevas não prevaleceram contra ela” (</w:t>
       </w:r>
-      <w:hyperlink r:id="rId47">
-        <w:r>
-          <w:rPr>
-            <w:lang w:val="pt_PT" w:bidi="pt_PT"/>
-          </w:rPr>
-          <w:rPr>
-            <w:color w:val="0000EE"/>
-            <w:u w:val="single"/>
-          </w:rPr>
-          <w:t>1.5</w:t>
-        </w:r>
-      </w:hyperlink>
+      <w:r>
+        <w:rPr>
+          <w:lang w:val="pt_PT" w:bidi="pt_PT"/>
+        </w:rPr>
+        <w:t>1.5</w:t>
+      </w:r>
       <w:r>
         <w:rPr>
           <w:lang w:val="pt_PT" w:bidi="pt_PT"/>
         </w:rPr>
         <w:t>). A luz de Deus tabernaculou no mundo: Cristo revela o Pai (</w:t>
       </w:r>
-      <w:hyperlink r:id="rId48">
-        <w:r>
-          <w:rPr>
-            <w:lang w:val="pt_PT" w:bidi="pt_PT"/>
-          </w:rPr>
-          <w:rPr>
-            <w:color w:val="0000EE"/>
-            <w:u w:val="single"/>
-          </w:rPr>
-          <w:t>14.9</w:t>
-        </w:r>
-      </w:hyperlink>
+      <w:r>
+        <w:rPr>
+          <w:lang w:val="pt_PT" w:bidi="pt_PT"/>
+        </w:rPr>
+        <w:t>14.9</w:t>
+      </w:r>
       <w:r>
         <w:rPr>
           <w:lang w:val="pt_PT" w:bidi="pt_PT"/>
         </w:rPr>
         <w:t>). Em Cristo, vemos a glória de Deus em um ser humano. E mesmo que Jesus tenha sido perseguido, provado e crucificado, a luz não pode ser extinta. O propósito de Jesus ao revelar Deus é redimir as pessoas: “A Palavra deu vida a tudo o que foi criado, e sua vida trouxe luz a todos” (</w:t>
       </w:r>
-      <w:hyperlink r:id="rId49">
-        <w:r>
-          <w:rPr>
-            <w:lang w:val="pt_PT" w:bidi="pt_PT"/>
-          </w:rPr>
-          <w:rPr>
-            <w:color w:val="0000EE"/>
-            <w:u w:val="single"/>
-          </w:rPr>
-          <w:t>1.4</w:t>
-        </w:r>
-      </w:hyperlink>
+      <w:r>
+        <w:rPr>
+          <w:lang w:val="pt_PT" w:bidi="pt_PT"/>
+        </w:rPr>
+        <w:t>1.4</w:t>
+      </w:r>
       <w:r>
         <w:rPr>
           <w:lang w:val="pt_PT" w:bidi="pt_PT"/>
@@ -1268,72 +1034,48 @@
         </w:rPr>
         <w:t>Adoração e o Espírito. A adoração deve ocorrer “em espírito e em verdade” (</w:t>
       </w:r>
-      <w:hyperlink r:id="rId50">
-        <w:r>
-          <w:rPr>
-            <w:lang w:val="pt_PT" w:bidi="pt_PT"/>
-          </w:rPr>
-          <w:rPr>
-            <w:color w:val="0000EE"/>
-            <w:u w:val="single"/>
-          </w:rPr>
-          <w:t>4.24</w:t>
-        </w:r>
-      </w:hyperlink>
+      <w:r>
+        <w:rPr>
+          <w:lang w:val="pt_PT" w:bidi="pt_PT"/>
+        </w:rPr>
+        <w:t>4.24</w:t>
+      </w:r>
       <w:r>
         <w:rPr>
           <w:lang w:val="pt_PT" w:bidi="pt_PT"/>
         </w:rPr>
         <w:t>), energizada e informada pelo Espírito de Deus. Nicodemos tinha que nascer da “água e Espírito” para entrar no Reino de Deus (</w:t>
       </w:r>
-      <w:hyperlink r:id="rId51">
-        <w:r>
-          <w:rPr>
-            <w:lang w:val="pt_PT" w:bidi="pt_PT"/>
-          </w:rPr>
-          <w:rPr>
-            <w:color w:val="0000EE"/>
-            <w:u w:val="single"/>
-          </w:rPr>
-          <w:t>3.5</w:t>
-        </w:r>
-      </w:hyperlink>
+      <w:r>
+        <w:rPr>
+          <w:lang w:val="pt_PT" w:bidi="pt_PT"/>
+        </w:rPr>
+        <w:t>3.5</w:t>
+      </w:r>
       <w:r>
         <w:rPr>
           <w:lang w:val="pt_PT" w:bidi="pt_PT"/>
         </w:rPr>
         <w:t>). Na Galileia, após alimentar as 5.000 pessoas, Jesus disse à multidão que o pão vivo está em seu corpo, que seria oferecido em sacrifício. Ele os instruiu a consumir seu corpo e sangue, simbolizando a Ceia do Senhor (</w:t>
       </w:r>
-      <w:hyperlink r:id="rId52">
-        <w:r>
-          <w:rPr>
-            <w:lang w:val="pt_PT" w:bidi="pt_PT"/>
-          </w:rPr>
-          <w:rPr>
-            <w:color w:val="0000EE"/>
-            <w:u w:val="single"/>
-          </w:rPr>
-          <w:t>6.51–59</w:t>
-        </w:r>
-      </w:hyperlink>
+      <w:r>
+        <w:rPr>
+          <w:lang w:val="pt_PT" w:bidi="pt_PT"/>
+        </w:rPr>
+        <w:t>6.51–59</w:t>
+      </w:r>
       <w:r>
         <w:rPr>
           <w:lang w:val="pt_PT" w:bidi="pt_PT"/>
         </w:rPr>
         <w:t xml:space="preserve">). No entanto, a adoração que está focada apenas nos elementos individuais e não acompanhada pelo Espírito de Deus não tem qualquer valor (veja </w:t>
       </w:r>
-      <w:hyperlink r:id="rId53">
-        <w:r>
-          <w:rPr>
-            <w:lang w:val="pt_PT" w:bidi="pt_PT"/>
-          </w:rPr>
-          <w:rPr>
-            <w:color w:val="0000EE"/>
-            <w:u w:val="single"/>
-          </w:rPr>
-          <w:t>6.63</w:t>
-        </w:r>
-      </w:hyperlink>
+      <w:r>
+        <w:rPr>
+          <w:lang w:val="pt_PT" w:bidi="pt_PT"/>
+        </w:rPr>
+        <w:t>6.63</w:t>
+      </w:r>
       <w:r>
         <w:rPr>
           <w:lang w:val="pt_PT" w:bidi="pt_PT"/>
@@ -1354,162 +1096,108 @@
         </w:rPr>
         <w:t>Jesus Cristo. João registrou as descrições de Jesus sobre sua natureza, origem e relacionamento com o Pai. Jesus afirmou sua unidade com o Pai (</w:t>
       </w:r>
-      <w:hyperlink r:id="rId54">
-        <w:r>
-          <w:rPr>
-            <w:lang w:val="pt_PT" w:bidi="pt_PT"/>
-          </w:rPr>
-          <w:rPr>
-            <w:color w:val="0000EE"/>
-            <w:u w:val="single"/>
-          </w:rPr>
-          <w:t>10.30</w:t>
-        </w:r>
-      </w:hyperlink>
+      <w:r>
+        <w:rPr>
+          <w:lang w:val="pt_PT" w:bidi="pt_PT"/>
+        </w:rPr>
+        <w:t>10.30</w:t>
+      </w:r>
       <w:r>
         <w:rPr>
           <w:lang w:val="pt_PT" w:bidi="pt_PT"/>
         </w:rPr>
         <w:t xml:space="preserve">; </w:t>
       </w:r>
-      <w:hyperlink r:id="rId55">
-        <w:r>
-          <w:rPr>
-            <w:lang w:val="pt_PT" w:bidi="pt_PT"/>
-          </w:rPr>
-          <w:rPr>
-            <w:color w:val="0000EE"/>
-            <w:u w:val="single"/>
-          </w:rPr>
-          <w:t>14.9–10</w:t>
-        </w:r>
-      </w:hyperlink>
+      <w:r>
+        <w:rPr>
+          <w:lang w:val="pt_PT" w:bidi="pt_PT"/>
+        </w:rPr>
+        <w:t>14.9–10</w:t>
+      </w:r>
       <w:r>
         <w:rPr>
           <w:lang w:val="pt_PT" w:bidi="pt_PT"/>
         </w:rPr>
         <w:t>) e a unidade na qual entram num propósito (</w:t>
       </w:r>
-      <w:hyperlink r:id="rId56">
-        <w:r>
-          <w:rPr>
-            <w:lang w:val="pt_PT" w:bidi="pt_PT"/>
-          </w:rPr>
-          <w:rPr>
-            <w:color w:val="0000EE"/>
-            <w:u w:val="single"/>
-          </w:rPr>
-          <w:t>5.17</w:t>
-        </w:r>
-      </w:hyperlink>
+      <w:r>
+        <w:rPr>
+          <w:lang w:val="pt_PT" w:bidi="pt_PT"/>
+        </w:rPr>
+        <w:t>5.17</w:t>
+      </w:r>
       <w:r>
         <w:rPr>
           <w:lang w:val="pt_PT" w:bidi="pt_PT"/>
         </w:rPr>
         <w:t xml:space="preserve">; </w:t>
       </w:r>
-      <w:hyperlink r:id="rId57">
-        <w:r>
-          <w:rPr>
-            <w:lang w:val="pt_PT" w:bidi="pt_PT"/>
-          </w:rPr>
-          <w:rPr>
-            <w:color w:val="0000EE"/>
-            <w:u w:val="single"/>
-          </w:rPr>
-          <w:t>8.42</w:t>
-        </w:r>
-      </w:hyperlink>
+      <w:r>
+        <w:rPr>
+          <w:lang w:val="pt_PT" w:bidi="pt_PT"/>
+        </w:rPr>
+        <w:t>8.42</w:t>
+      </w:r>
       <w:r>
         <w:rPr>
           <w:lang w:val="pt_PT" w:bidi="pt_PT"/>
         </w:rPr>
         <w:t>), bem como sua distinção pessoal (</w:t>
       </w:r>
-      <w:hyperlink r:id="rId58">
-        <w:r>
-          <w:rPr>
-            <w:lang w:val="pt_PT" w:bidi="pt_PT"/>
-          </w:rPr>
-          <w:rPr>
-            <w:color w:val="0000EE"/>
-            <w:u w:val="single"/>
-          </w:rPr>
-          <w:t>14.28</w:t>
-        </w:r>
-      </w:hyperlink>
+      <w:r>
+        <w:rPr>
+          <w:lang w:val="pt_PT" w:bidi="pt_PT"/>
+        </w:rPr>
+        <w:t>14.28</w:t>
+      </w:r>
       <w:r>
         <w:rPr>
           <w:lang w:val="pt_PT" w:bidi="pt_PT"/>
         </w:rPr>
         <w:t xml:space="preserve">; </w:t>
       </w:r>
-      <w:hyperlink r:id="rId59">
-        <w:r>
-          <w:rPr>
-            <w:lang w:val="pt_PT" w:bidi="pt_PT"/>
-          </w:rPr>
-          <w:rPr>
-            <w:color w:val="0000EE"/>
-            <w:u w:val="single"/>
-          </w:rPr>
-          <w:t>17.1–5</w:t>
-        </w:r>
-      </w:hyperlink>
+      <w:r>
+        <w:rPr>
+          <w:lang w:val="pt_PT" w:bidi="pt_PT"/>
+        </w:rPr>
+        <w:t>17.1–5</w:t>
+      </w:r>
       <w:r>
         <w:rPr>
           <w:lang w:val="pt_PT" w:bidi="pt_PT"/>
         </w:rPr>
         <w:t xml:space="preserve">). Jesus até usou o próprio título (“Eu Sou”) que Deus usou para si no Antigo Testamento, afirmando, assim, sua própria divindade (veja </w:t>
       </w:r>
-      <w:hyperlink r:id="rId60">
-        <w:r>
-          <w:rPr>
-            <w:lang w:val="pt_PT" w:bidi="pt_PT"/>
-          </w:rPr>
-          <w:rPr>
-            <w:color w:val="0000EE"/>
-            <w:u w:val="single"/>
-          </w:rPr>
-          <w:t>8.58</w:t>
-        </w:r>
-      </w:hyperlink>
+      <w:r>
+        <w:rPr>
+          <w:lang w:val="pt_PT" w:bidi="pt_PT"/>
+        </w:rPr>
+        <w:t>8.58</w:t>
+      </w:r>
       <w:r>
         <w:rPr>
           <w:lang w:val="pt_PT" w:bidi="pt_PT"/>
         </w:rPr>
         <w:t xml:space="preserve">; </w:t>
       </w:r>
-      <w:hyperlink r:id="rId61">
-        <w:r>
-          <w:rPr>
-            <w:lang w:val="pt_PT" w:bidi="pt_PT"/>
-          </w:rPr>
-          <w:rPr>
-            <w:color w:val="0000EE"/>
-            <w:u w:val="single"/>
-          </w:rPr>
-          <w:t>18.4–5</w:t>
-        </w:r>
-      </w:hyperlink>
+      <w:r>
+        <w:rPr>
+          <w:lang w:val="pt_PT" w:bidi="pt_PT"/>
+        </w:rPr>
+        <w:t>18.4–5</w:t>
+      </w:r>
       <w:r>
         <w:rPr>
           <w:lang w:val="pt_PT" w:bidi="pt_PT"/>
         </w:rPr>
         <w:t xml:space="preserve">; </w:t>
       </w:r>
-      <w:hyperlink r:id="rId62">
-        <w:r>
-          <w:rPr>
-            <w:lang w:val="pt_PT" w:bidi="pt_PT"/>
-          </w:rPr>
-          <w:rPr>
-            <w:color w:val="0000EE"/>
-            <w:u w:val="single"/>
-          </w:rPr>
-          <w:t>Êx 3.3–14</w:t>
-        </w:r>
-      </w:hyperlink>
+      <w:r>
+        <w:rPr>
+          <w:lang w:val="pt_PT" w:bidi="pt_PT"/>
+        </w:rPr>
+        <w:t>Êx 3.3–14</w:t>
+      </w:r>
       <w:r>
         <w:rPr>
           <w:lang w:val="pt_PT" w:bidi="pt_PT"/>
@@ -1530,90 +1218,60 @@
         </w:rPr>
         <w:t>O Espírito Santo. O Evangelho de João ressalta o trabalho do Espírito Santo como uma característica central da experiência humana de Jesus (</w:t>
       </w:r>
-      <w:hyperlink r:id="rId63">
-        <w:r>
-          <w:rPr>
-            <w:lang w:val="pt_PT" w:bidi="pt_PT"/>
-          </w:rPr>
-          <w:rPr>
-            <w:color w:val="0000EE"/>
-            <w:u w:val="single"/>
-          </w:rPr>
-          <w:t>caps. 4</w:t>
-        </w:r>
-      </w:hyperlink>
+      <w:r>
+        <w:rPr>
+          <w:lang w:val="pt_PT" w:bidi="pt_PT"/>
+        </w:rPr>
+        <w:t>caps. 4</w:t>
+      </w:r>
       <w:r>
         <w:rPr>
           <w:lang w:val="pt_PT" w:bidi="pt_PT"/>
         </w:rPr>
         <w:t xml:space="preserve">, </w:t>
       </w:r>
-      <w:hyperlink r:id="rId64">
-        <w:r>
-          <w:rPr>
-            <w:lang w:val="pt_PT" w:bidi="pt_PT"/>
-          </w:rPr>
-          <w:rPr>
-            <w:color w:val="0000EE"/>
-            <w:u w:val="single"/>
-          </w:rPr>
-          <w:t>7</w:t>
-        </w:r>
-      </w:hyperlink>
+      <w:r>
+        <w:rPr>
+          <w:lang w:val="pt_PT" w:bidi="pt_PT"/>
+        </w:rPr>
+        <w:t>7</w:t>
+      </w:r>
       <w:r>
         <w:rPr>
           <w:lang w:val="pt_PT" w:bidi="pt_PT"/>
         </w:rPr>
         <w:t xml:space="preserve">) e de nossas vidas (cap. </w:t>
       </w:r>
-      <w:hyperlink r:id="rId65">
-        <w:r>
-          <w:rPr>
-            <w:lang w:val="pt_PT" w:bidi="pt_PT"/>
-          </w:rPr>
-          <w:rPr>
-            <w:color w:val="0000EE"/>
-            <w:u w:val="single"/>
-          </w:rPr>
-          <w:t>3</w:t>
-        </w:r>
-      </w:hyperlink>
+      <w:r>
+        <w:rPr>
+          <w:lang w:val="pt_PT" w:bidi="pt_PT"/>
+        </w:rPr>
+        <w:t>3</w:t>
+      </w:r>
       <w:r>
         <w:rPr>
           <w:lang w:val="pt_PT" w:bidi="pt_PT"/>
         </w:rPr>
         <w:t xml:space="preserve">, </w:t>
       </w:r>
-      <w:hyperlink r:id="rId66">
-        <w:r>
-          <w:rPr>
-            <w:lang w:val="pt_PT" w:bidi="pt_PT"/>
-          </w:rPr>
-          <w:rPr>
-            <w:color w:val="0000EE"/>
-            <w:u w:val="single"/>
-          </w:rPr>
-          <w:t>14</w:t>
-        </w:r>
-      </w:hyperlink>
+      <w:r>
+        <w:rPr>
+          <w:lang w:val="pt_PT" w:bidi="pt_PT"/>
+        </w:rPr>
+        <w:t>14</w:t>
+      </w:r>
       <w:r>
         <w:rPr>
           <w:lang w:val="pt_PT" w:bidi="pt_PT"/>
         </w:rPr>
         <w:t xml:space="preserve">, e </w:t>
       </w:r>
-      <w:hyperlink r:id="rId67">
-        <w:r>
-          <w:rPr>
-            <w:lang w:val="pt_PT" w:bidi="pt_PT"/>
-          </w:rPr>
-          <w:rPr>
-            <w:color w:val="0000EE"/>
-            <w:u w:val="single"/>
-          </w:rPr>
-          <w:t>16</w:t>
-        </w:r>
-      </w:hyperlink>
+      <w:r>
+        <w:rPr>
+          <w:lang w:val="pt_PT" w:bidi="pt_PT"/>
+        </w:rPr>
+        <w:t>16</w:t>
+      </w:r>
       <w:r>
         <w:rPr>
           <w:lang w:val="pt_PT" w:bidi="pt_PT"/>
@@ -1634,90 +1292,60 @@
         </w:rPr>
         <w:t>A Missão da Igreja. Deus enviou Jesus ao mundo (</w:t>
       </w:r>
-      <w:hyperlink r:id="rId68">
-        <w:r>
-          <w:rPr>
-            <w:lang w:val="pt_PT" w:bidi="pt_PT"/>
-          </w:rPr>
-          <w:rPr>
-            <w:color w:val="0000EE"/>
-            <w:u w:val="single"/>
-          </w:rPr>
-          <w:t>8.18</w:t>
-        </w:r>
-      </w:hyperlink>
+      <w:r>
+        <w:rPr>
+          <w:lang w:val="pt_PT" w:bidi="pt_PT"/>
+        </w:rPr>
+        <w:t>8.18</w:t>
+      </w:r>
       <w:r>
         <w:rPr>
           <w:lang w:val="pt_PT" w:bidi="pt_PT"/>
         </w:rPr>
         <w:t>) para proclamar sua glória e testificar as Boas Novas da redenção. Após sua partida, o Filho continuou esta missão através do Espírito (</w:t>
       </w:r>
-      <w:hyperlink r:id="rId69">
-        <w:r>
-          <w:rPr>
-            <w:lang w:val="pt_PT" w:bidi="pt_PT"/>
-          </w:rPr>
-          <w:rPr>
-            <w:color w:val="0000EE"/>
-            <w:u w:val="single"/>
-          </w:rPr>
-          <w:t>16.5–11</w:t>
-        </w:r>
-      </w:hyperlink>
+      <w:r>
+        <w:rPr>
+          <w:lang w:val="pt_PT" w:bidi="pt_PT"/>
+        </w:rPr>
+        <w:t>16.5–11</w:t>
+      </w:r>
       <w:r>
         <w:rPr>
           <w:lang w:val="pt_PT" w:bidi="pt_PT"/>
         </w:rPr>
         <w:t>), que, por sua vez, encheria a igreja e capacitaria os crentes para cumprir a missão de Jesus no mundo (</w:t>
       </w:r>
-      <w:hyperlink r:id="rId70">
-        <w:r>
-          <w:rPr>
-            <w:lang w:val="pt_PT" w:bidi="pt_PT"/>
-          </w:rPr>
-          <w:rPr>
-            <w:color w:val="0000EE"/>
-            <w:u w:val="single"/>
-          </w:rPr>
-          <w:t>20.20–23</w:t>
-        </w:r>
-      </w:hyperlink>
+      <w:r>
+        <w:rPr>
+          <w:lang w:val="pt_PT" w:bidi="pt_PT"/>
+        </w:rPr>
+        <w:t>20.20–23</w:t>
+      </w:r>
       <w:r>
         <w:rPr>
           <w:lang w:val="pt_PT" w:bidi="pt_PT"/>
         </w:rPr>
         <w:t xml:space="preserve">; </w:t>
       </w:r>
-      <w:hyperlink r:id="rId71">
-        <w:r>
-          <w:rPr>
-            <w:lang w:val="pt_PT" w:bidi="pt_PT"/>
-          </w:rPr>
-          <w:rPr>
-            <w:color w:val="0000EE"/>
-            <w:u w:val="single"/>
-          </w:rPr>
-          <w:t>Mt 28.18–20</w:t>
-        </w:r>
-      </w:hyperlink>
+      <w:r>
+        <w:rPr>
+          <w:lang w:val="pt_PT" w:bidi="pt_PT"/>
+        </w:rPr>
+        <w:t>Mt 28.18–20</w:t>
+      </w:r>
       <w:r>
         <w:rPr>
           <w:lang w:val="pt_PT" w:bidi="pt_PT"/>
         </w:rPr>
         <w:t xml:space="preserve">; </w:t>
       </w:r>
-      <w:hyperlink r:id="rId72">
-        <w:r>
-          <w:rPr>
-            <w:lang w:val="pt_PT" w:bidi="pt_PT"/>
-          </w:rPr>
-          <w:rPr>
-            <w:color w:val="0000EE"/>
-            <w:u w:val="single"/>
-          </w:rPr>
-          <w:t>Atos 1.7–8</w:t>
-        </w:r>
-      </w:hyperlink>
+      <w:r>
+        <w:rPr>
+          <w:lang w:val="pt_PT" w:bidi="pt_PT"/>
+        </w:rPr>
+        <w:t>Atos 1.7–8</w:t>
+      </w:r>
       <w:r>
         <w:rPr>
           <w:lang w:val="pt_PT" w:bidi="pt_PT"/>
@@ -1738,18 +1366,12 @@
         </w:rPr>
         <w:t xml:space="preserve">Os últimos dias. Os primeiros cristãos aguardavam o retorno de Cristo, e João afirma esta expectativa. No entanto, os crentes podem experimentar a tão desejada presença de Jesus no Espírito Santo. O anúncio de Jesus da vinda do Espírito ecoa a linguagem de sua própria segunda vinda (veja </w:t>
       </w:r>
-      <w:hyperlink r:id="rId73">
-        <w:r>
-          <w:rPr>
-            <w:lang w:val="pt_PT" w:bidi="pt_PT"/>
-          </w:rPr>
-          <w:rPr>
-            <w:color w:val="0000EE"/>
-            <w:u w:val="single"/>
-          </w:rPr>
-          <w:t>14.15–26</w:t>
-        </w:r>
-      </w:hyperlink>
+      <w:r>
+        <w:rPr>
+          <w:lang w:val="pt_PT" w:bidi="pt_PT"/>
+        </w:rPr>
+        <w:t>14.15–26</w:t>
+      </w:r>
       <w:r>
         <w:rPr>
           <w:lang w:val="pt_PT" w:bidi="pt_PT"/>
